--- a/pr-preview/pr-393/chapters/citations-evidence.docx
+++ b/pr-preview/pr-393/chapters/citations-evidence.docx
@@ -15,7 +15,7 @@
         <w:pStyle w:val="Date"/>
       </w:pPr>
       <w:r>
-        <w:t xml:space="preserve">Last modified: 2026-10-28 00:02:38 (PDT)</w:t>
+        <w:t xml:space="preserve">Last modified: 2026-10-28 00:37:59 (PDT)</w:t>
       </w:r>
     </w:p>
     <w:p>
@@ -1014,6 +1014,9 @@
       </m:oMath>
       <w:r>
         <w:t xml:space="preserve">,</w:t>
+      </w:r>
+      <w:r>
+        <w:t xml:space="preserve"> </w:t>
       </w:r>
       <w:r>
         <w:t xml:space="preserve"> </w:t>
@@ -1295,6 +1298,9 @@
         <w:t xml:space="preserve"> </w:t>
       </w:r>
       <w:r>
+        <w:t xml:space="preserve"> </w:t>
+      </w:r>
+      <w:r>
         <w:t xml:space="preserve">in order:</w:t>
       </w:r>
     </w:p>
@@ -2305,7 +2311,7 @@
       </w:r>
     </w:p>
     <w:bookmarkEnd w:id="27"/>
-    <w:bookmarkStart w:id="37" w:name="link-liberally"/>
+    <w:bookmarkStart w:id="38" w:name="link-liberally"/>
     <w:p>
       <w:pPr>
         <w:pStyle w:val="Heading2"/>
@@ -2355,7 +2361,24 @@
         </w:numPr>
       </w:pPr>
       <w:r>
-        <w:t xml:space="preserve">a term to the place where it is defined,</w:t>
+        <w:t xml:space="preserve">a</w:t>
+      </w:r>
+      <w:r>
+        <w:t xml:space="preserve"> </w:t>
+      </w:r>
+      <w:hyperlink r:id="rId28">
+        <w:r>
+          <w:rPr>
+            <w:rStyle w:val="Hyperlink"/>
+          </w:rPr>
+          <w:t xml:space="preserve">term</w:t>
+        </w:r>
+      </w:hyperlink>
+      <w:r>
+        <w:t xml:space="preserve"> </w:t>
+      </w:r>
+      <w:r>
+        <w:t xml:space="preserve">to the place where it is defined,</w:t>
       </w:r>
       <w:r>
         <w:t xml:space="preserve"> </w:t>
@@ -2390,7 +2413,7 @@
       <w:r>
         <w:t xml:space="preserve"> </w:t>
       </w:r>
-      <w:hyperlink r:id="rId28">
+      <w:hyperlink r:id="rId29">
         <w:r>
           <w:rPr>
             <w:rStyle w:val="Hyperlink"/>
@@ -2439,7 +2462,7 @@
       <w:r>
         <w:t xml:space="preserve"> </w:t>
       </w:r>
-      <w:hyperlink r:id="rId29">
+      <w:hyperlink r:id="rId30">
         <w:r>
           <w:rPr>
             <w:rStyle w:val="Hyperlink"/>
@@ -2608,7 +2631,7 @@
       <w:r>
         <w:t xml:space="preserve"> </w:t>
       </w:r>
-      <w:hyperlink r:id="rId30">
+      <w:hyperlink r:id="rId31">
         <w:r>
           <w:rPr>
             <w:rStyle w:val="Hyperlink"/>
@@ -2620,7 +2643,7 @@
         <w:t xml:space="preserve">).</w:t>
       </w:r>
     </w:p>
-    <w:bookmarkStart w:id="32" w:name="exm-link-back-reference"/>
+    <w:bookmarkStart w:id="33" w:name="exm-link-back-reference"/>
     <w:p>
       <w:pPr>
         <w:pStyle w:val="BodyText"/>
@@ -2650,6 +2673,9 @@
         <w:t xml:space="preserve"> </w:t>
       </w:r>
       <w:r>
+        <w:t xml:space="preserve"> </w:t>
+      </w:r>
+      <w:r>
         <w:t xml:space="preserve">is a product of Bernoulli probabilities.</w:t>
       </w:r>
     </w:p>
@@ -2663,7 +2689,7 @@
       <w:r>
         <w:t xml:space="preserve"> </w:t>
       </w:r>
-      <w:hyperlink r:id="rId31">
+      <w:hyperlink r:id="rId32">
         <w:r>
           <w:rPr>
             <w:rStyle w:val="Hyperlink"/>
@@ -2692,7 +2718,7 @@
         <w:t xml:space="preserve">In the ✅ version, the link takes the reader to the model’s definition.</w:t>
       </w:r>
     </w:p>
-    <w:bookmarkEnd w:id="32"/>
+    <w:bookmarkEnd w:id="33"/>
     <w:p>
       <w:pPr>
         <w:pStyle w:val="BodyText"/>
@@ -2703,7 +2729,7 @@
       <w:r>
         <w:t xml:space="preserve"> </w:t>
       </w:r>
-      <w:hyperlink r:id="rId33">
+      <w:hyperlink r:id="rId34">
         <w:r>
           <w:rPr>
             <w:rStyle w:val="Hyperlink"/>
@@ -2812,7 +2838,7 @@
         <w:t xml:space="preserve">the target is unstable, and a stable alternative such as a DOI exists.</w:t>
       </w:r>
     </w:p>
-    <w:bookmarkStart w:id="36" w:name="exm-link-liberally"/>
+    <w:bookmarkStart w:id="37" w:name="exm-link-liberally"/>
     <w:p>
       <w:pPr>
         <w:pStyle w:val="FirstParagraph"/>
@@ -2844,6 +2870,9 @@
       <w:r>
         <w:t xml:space="preserve">and report a 95% confidence interval for each fixed effect.</w:t>
       </w:r>
+      <w:r>
+        <w:t xml:space="preserve"> </w:t>
+      </w:r>
     </w:p>
     <w:p>
       <w:pPr>
@@ -2855,7 +2884,7 @@
       <w:r>
         <w:t xml:space="preserve"> </w:t>
       </w:r>
-      <w:hyperlink r:id="rId34">
+      <w:hyperlink r:id="rId35">
         <w:r>
           <w:rPr>
             <w:rStyle w:val="Hyperlink"/>
@@ -2878,7 +2907,7 @@
       <w:r>
         <w:t xml:space="preserve"> </w:t>
       </w:r>
-      <w:hyperlink r:id="rId35">
+      <w:hyperlink r:id="rId36">
         <w:r>
           <w:rPr>
             <w:rStyle w:val="Hyperlink"/>
@@ -2925,9 +2954,9 @@
         <w:t xml:space="preserve">can now follow the link instead of searching.</w:t>
       </w:r>
     </w:p>
-    <w:bookmarkEnd w:id="36"/>
     <w:bookmarkEnd w:id="37"/>
-    <w:bookmarkStart w:id="39" w:name="cite-wikipedia-beside-the-primary-source"/>
+    <w:bookmarkEnd w:id="38"/>
+    <w:bookmarkStart w:id="40" w:name="cite-wikipedia-beside-the-primary-source"/>
     <w:p>
       <w:pPr>
         <w:pStyle w:val="Heading2"/>
@@ -3159,7 +3188,24 @@
         </w:numPr>
       </w:pPr>
       <w:r>
-        <w:t xml:space="preserve">Cite an article once where its term is defined, not at every use;</w:t>
+        <w:t xml:space="preserve">Cite an article once where its</w:t>
+      </w:r>
+      <w:r>
+        <w:t xml:space="preserve"> </w:t>
+      </w:r>
+      <w:hyperlink r:id="rId28">
+        <w:r>
+          <w:rPr>
+            <w:rStyle w:val="Hyperlink"/>
+          </w:rPr>
+          <w:t xml:space="preserve">term</w:t>
+        </w:r>
+      </w:hyperlink>
+      <w:r>
+        <w:t xml:space="preserve"> </w:t>
+      </w:r>
+      <w:r>
+        <w:t xml:space="preserve">is defined, not at every use;</w:t>
       </w:r>
       <w:r>
         <w:t xml:space="preserve"> </w:t>
@@ -3168,7 +3214,7 @@
         <w:t xml:space="preserve">later uses link to your own definition.</w:t>
       </w:r>
     </w:p>
-    <w:bookmarkStart w:id="38" w:name="exm-link-wikipedia"/>
+    <w:bookmarkStart w:id="39" w:name="exm-link-wikipedia"/>
     <w:p>
       <w:pPr>
         <w:pStyle w:val="FirstParagraph"/>
@@ -3258,9 +3304,9 @@
         <w:t xml:space="preserve">and the definition itself still comes from your own text and its traditional reference.</w:t>
       </w:r>
     </w:p>
-    <w:bookmarkEnd w:id="38"/>
     <w:bookmarkEnd w:id="39"/>
-    <w:bookmarkStart w:id="41" w:name="number-bracketed-citations"/>
+    <w:bookmarkEnd w:id="40"/>
+    <w:bookmarkStart w:id="42" w:name="number-bracketed-citations"/>
     <w:p>
       <w:pPr>
         <w:pStyle w:val="Heading2"/>
@@ -3420,7 +3466,7 @@
       <w:r>
         <w:t xml:space="preserve"> </w:t>
       </w:r>
-      <w:hyperlink r:id="rId40">
+      <w:hyperlink r:id="rId41">
         <w:r>
           <w:rPr>
             <w:rStyle w:val="Hyperlink"/>
@@ -3432,8 +3478,8 @@
         <w:t xml:space="preserve">.</w:t>
       </w:r>
     </w:p>
-    <w:bookmarkEnd w:id="41"/>
-    <w:bookmarkStart w:id="43" w:name="cite-once-per-passage"/>
+    <w:bookmarkEnd w:id="42"/>
+    <w:bookmarkStart w:id="44" w:name="cite-once-per-passage"/>
     <w:p>
       <w:pPr>
         <w:pStyle w:val="Heading2"/>
@@ -3489,10 +3535,27 @@
         <w:t xml:space="preserve"> </w:t>
       </w:r>
       <w:r>
-        <w:t xml:space="preserve">The rule to cite a Wikipedia article once, where its term is defined, is a case of this one.</w:t>
-      </w:r>
-    </w:p>
-    <w:bookmarkStart w:id="42" w:name="exm-cite-once"/>
+        <w:t xml:space="preserve">The rule to cite a Wikipedia article once, where its</w:t>
+      </w:r>
+      <w:r>
+        <w:t xml:space="preserve"> </w:t>
+      </w:r>
+      <w:hyperlink r:id="rId28">
+        <w:r>
+          <w:rPr>
+            <w:rStyle w:val="Hyperlink"/>
+          </w:rPr>
+          <w:t xml:space="preserve">term</w:t>
+        </w:r>
+      </w:hyperlink>
+      <w:r>
+        <w:t xml:space="preserve"> </w:t>
+      </w:r>
+      <w:r>
+        <w:t xml:space="preserve">is defined, is a case of this one.</w:t>
+      </w:r>
+    </w:p>
+    <w:bookmarkStart w:id="43" w:name="exm-cite-once"/>
     <w:p>
       <w:pPr>
         <w:pStyle w:val="BodyText"/>
@@ -3612,9 +3675,9 @@
         <w:t xml:space="preserve">The second one does it once, in the source line that closes the div.</w:t>
       </w:r>
     </w:p>
-    <w:bookmarkEnd w:id="42"/>
     <w:bookmarkEnd w:id="43"/>
-    <w:bookmarkStart w:id="44" w:name="best-practices"/>
+    <w:bookmarkEnd w:id="44"/>
+    <w:bookmarkStart w:id="45" w:name="best-practices"/>
     <w:p>
       <w:pPr>
         <w:pStyle w:val="Heading2"/>
@@ -3791,8 +3854,8 @@
         <w:t xml:space="preserve">: When possible, include work from different research groups and perspectives</w:t>
       </w:r>
     </w:p>
-    <w:bookmarkEnd w:id="44"/>
-    <w:bookmarkStart w:id="45" w:name="quote-the-original"/>
+    <w:bookmarkEnd w:id="45"/>
+    <w:bookmarkStart w:id="46" w:name="quote-the-original"/>
     <w:p>
       <w:pPr>
         <w:pStyle w:val="Heading2"/>
@@ -3875,8 +3938,8 @@
         <w:t xml:space="preserve">Uncertainty about who said a line is not evidence about who said it.</w:t>
       </w:r>
     </w:p>
-    <w:bookmarkEnd w:id="45"/>
-    <w:bookmarkStart w:id="46" w:name="Xdc6e961a4731f42c2c786ef03a498fc72396848"/>
+    <w:bookmarkEnd w:id="46"/>
+    <w:bookmarkStart w:id="47" w:name="Xdc6e961a4731f42c2c786ef03a498fc72396848"/>
     <w:p>
       <w:pPr>
         <w:pStyle w:val="Heading2"/>
@@ -3905,8 +3968,8 @@
         <w:t xml:space="preserve">rather than expanding an acronym from memory.</w:t>
       </w:r>
     </w:p>
-    <w:bookmarkEnd w:id="46"/>
-    <w:bookmarkStart w:id="49" w:name="verify-each-bibliography-entry"/>
+    <w:bookmarkEnd w:id="47"/>
+    <w:bookmarkStart w:id="50" w:name="verify-each-bibliography-entry"/>
     <w:p>
       <w:pPr>
         <w:pStyle w:val="Heading2"/>
@@ -3931,7 +3994,7 @@
       <w:r>
         <w:t xml:space="preserve"> </w:t>
       </w:r>
-      <w:hyperlink r:id="rId47">
+      <w:hyperlink r:id="rId48">
         <w:r>
           <w:rPr>
             <w:rStyle w:val="Hyperlink"/>
@@ -3948,7 +4011,7 @@
       <w:r>
         <w:t xml:space="preserve"> </w:t>
       </w:r>
-      <w:hyperlink r:id="rId48">
+      <w:hyperlink r:id="rId49">
         <w:r>
           <w:rPr>
             <w:rStyle w:val="Hyperlink"/>
@@ -3990,8 +4053,8 @@
         <w:t xml:space="preserve">and say in the pull request what you checked against what.</w:t>
       </w:r>
     </w:p>
-    <w:bookmarkEnd w:id="49"/>
-    <w:bookmarkStart w:id="50" w:name="cite-an-alias-directly"/>
+    <w:bookmarkEnd w:id="50"/>
+    <w:bookmarkStart w:id="51" w:name="cite-an-alias-directly"/>
     <w:p>
       <w:pPr>
         <w:pStyle w:val="Heading2"/>
@@ -4005,7 +4068,21 @@
         <w:pStyle w:val="FirstParagraph"/>
       </w:pPr>
       <w:r>
-        <w:t xml:space="preserve">When a source uses another name for a defined term,</w:t>
+        <w:t xml:space="preserve">When a source uses another name for a defined</w:t>
+      </w:r>
+      <w:r>
+        <w:t xml:space="preserve"> </w:t>
+      </w:r>
+      <w:hyperlink r:id="rId28">
+        <w:r>
+          <w:rPr>
+            <w:rStyle w:val="Hyperlink"/>
+          </w:rPr>
+          <w:t xml:space="preserve">term</w:t>
+        </w:r>
+      </w:hyperlink>
+      <w:r>
+        <w:t xml:space="preserve">,</w:t>
       </w:r>
       <w:r>
         <w:t xml:space="preserve"> </w:t>
@@ -4087,8 +4164,8 @@
         <w:t xml:space="preserve">also called the **alias** [@key, section]</w:t>
       </w:r>
     </w:p>
-    <w:bookmarkEnd w:id="50"/>
-    <w:bookmarkStart w:id="53" w:name="cite-the-original-for-named-results"/>
+    <w:bookmarkEnd w:id="51"/>
+    <w:bookmarkStart w:id="54" w:name="cite-the-original-for-named-results"/>
     <w:p>
       <w:pPr>
         <w:pStyle w:val="Heading2"/>
@@ -4369,7 +4446,7 @@
       <w:r>
         <w:t xml:space="preserve"> </w:t>
       </w:r>
-      <w:hyperlink r:id="rId51">
+      <w:hyperlink r:id="rId52">
         <w:r>
           <w:rPr>
             <w:rStyle w:val="Hyperlink"/>
@@ -4395,7 +4472,7 @@
         <w:t xml:space="preserve">and never fill in a title, volume, or page number from memory.</w:t>
       </w:r>
     </w:p>
-    <w:bookmarkStart w:id="52" w:name="exm-cite-original"/>
+    <w:bookmarkStart w:id="53" w:name="exm-cite-original"/>
     <w:p>
       <w:pPr>
         <w:pStyle w:val="BodyText"/>
@@ -4469,9 +4546,9 @@
         <w:t xml:space="preserve">.</w:t>
       </w:r>
     </w:p>
-    <w:bookmarkEnd w:id="52"/>
     <w:bookmarkEnd w:id="53"/>
-    <w:bookmarkStart w:id="54" w:name="put-the-content-first"/>
+    <w:bookmarkEnd w:id="54"/>
+    <w:bookmarkStart w:id="55" w:name="put-the-content-first"/>
     <w:p>
       <w:pPr>
         <w:pStyle w:val="Heading2"/>
@@ -4524,8 +4601,8 @@
         <w:t xml:space="preserve">without commentary on who said it or where it was repeated.</w:t>
       </w:r>
     </w:p>
-    <w:bookmarkEnd w:id="54"/>
-    <w:bookmarkStart w:id="55" w:name="adapting-another-courses-material"/>
+    <w:bookmarkEnd w:id="55"/>
+    <w:bookmarkStart w:id="56" w:name="adapting-another-courses-material"/>
     <w:p>
       <w:pPr>
         <w:pStyle w:val="Heading2"/>
@@ -4770,8 +4847,8 @@
         <w:t xml:space="preserve">:::</w:t>
       </w:r>
     </w:p>
-    <w:bookmarkEnd w:id="55"/>
-    <w:bookmarkStart w:id="56" w:name="material-from-your-own-work"/>
+    <w:bookmarkEnd w:id="56"/>
+    <w:bookmarkStart w:id="57" w:name="material-from-your-own-work"/>
     <w:p>
       <w:pPr>
         <w:pStyle w:val="Heading2"/>
@@ -4955,7 +5032,10 @@
         <w:t xml:space="preserve"> </w:t>
       </w:r>
       <w:r>
-        <w:t xml:space="preserve">follows the publisher’s reuse terms, which may require a citation;</w:t>
+        <w:t xml:space="preserve">follows the publisher’s reuse terms, which may require a citation</w:t>
+      </w:r>
+      <w:r>
+        <w:t xml:space="preserve">;</w:t>
       </w:r>
       <w:r>
         <w:t xml:space="preserve"> </w:t>
@@ -5213,8 +5293,8 @@
         <w:t xml:space="preserve">When you find an existing credit to your own work, remove it and add or keep a link to it.</w:t>
       </w:r>
     </w:p>
-    <w:bookmarkEnd w:id="56"/>
-    <w:bookmarkStart w:id="57" w:name="common-citation-errors-to-avoid"/>
+    <w:bookmarkEnd w:id="57"/>
+    <w:bookmarkStart w:id="58" w:name="common-citation-errors-to-avoid"/>
     <w:p>
       <w:pPr>
         <w:pStyle w:val="Heading2"/>
@@ -5431,8 +5511,8 @@
         <w:t xml:space="preserve">: Failing to cite work that directly influenced your ideas</w:t>
       </w:r>
     </w:p>
-    <w:bookmarkEnd w:id="57"/>
-    <w:bookmarkStart w:id="63" w:name="examples"/>
+    <w:bookmarkEnd w:id="58"/>
+    <w:bookmarkStart w:id="64" w:name="examples"/>
     <w:p>
       <w:pPr>
         <w:pStyle w:val="Heading2"/>
@@ -5441,7 +5521,7 @@
         <w:t xml:space="preserve">21 Examples</w:t>
       </w:r>
     </w:p>
-    <w:bookmarkStart w:id="58" w:name="poor-unsupported-claim"/>
+    <w:bookmarkStart w:id="59" w:name="poor-unsupported-claim"/>
     <w:p>
       <w:pPr>
         <w:pStyle w:val="Heading3"/>
@@ -5473,8 +5553,8 @@
         <w:t xml:space="preserve">: This claim is stated as fact without any support.</w:t>
       </w:r>
     </w:p>
-    <w:bookmarkEnd w:id="58"/>
-    <w:bookmarkStart w:id="59" w:name="better-citation-provided"/>
+    <w:bookmarkEnd w:id="59"/>
+    <w:bookmarkStart w:id="60" w:name="better-citation-provided"/>
     <w:p>
       <w:pPr>
         <w:pStyle w:val="Heading3"/>
@@ -5515,8 +5595,8 @@
         <w:t xml:space="preserve">: Citations provide evidence for the claim.</w:t>
       </w:r>
     </w:p>
-    <w:bookmarkEnd w:id="59"/>
-    <w:bookmarkStart w:id="60" w:name="best-citation-with-context"/>
+    <w:bookmarkEnd w:id="60"/>
+    <w:bookmarkStart w:id="61" w:name="best-citation-with-context"/>
     <w:p>
       <w:pPr>
         <w:pStyle w:val="Heading3"/>
@@ -5569,8 +5649,8 @@
         <w:t xml:space="preserve">: The specific support each citation provides is explained.</w:t>
       </w:r>
     </w:p>
-    <w:bookmarkEnd w:id="60"/>
-    <w:bookmarkStart w:id="61" w:name="poor-irrelevant-citation"/>
+    <w:bookmarkEnd w:id="61"/>
+    <w:bookmarkStart w:id="62" w:name="poor-irrelevant-citation"/>
     <w:p>
       <w:pPr>
         <w:pStyle w:val="Heading3"/>
@@ -5611,8 +5691,8 @@
         <w:t xml:space="preserve">: Knuth’s 1984 paper on literate programming doesn’t address Python or data science.</w:t>
       </w:r>
     </w:p>
-    <w:bookmarkEnd w:id="61"/>
-    <w:bookmarkStart w:id="62" w:name="better-relevant-citation"/>
+    <w:bookmarkEnd w:id="62"/>
+    <w:bookmarkStart w:id="63" w:name="better-relevant-citation"/>
     <w:p>
       <w:pPr>
         <w:pStyle w:val="Heading3"/>
@@ -5653,9 +5733,9 @@
         <w:t xml:space="preserve">: The citation is to a current survey of programming language usage.</w:t>
       </w:r>
     </w:p>
-    <w:bookmarkEnd w:id="62"/>
     <w:bookmarkEnd w:id="63"/>
-    <w:bookmarkStart w:id="82" w:name="conclusion"/>
+    <w:bookmarkEnd w:id="64"/>
+    <w:bookmarkStart w:id="83" w:name="conclusion"/>
     <w:p>
       <w:pPr>
         <w:pStyle w:val="Heading2"/>
@@ -5714,8 +5794,8 @@
         <w:t xml:space="preserve">add a citation or present direct evidence.</w:t>
       </w:r>
     </w:p>
-    <w:bookmarkStart w:id="81" w:name="refs"/>
-    <w:bookmarkStart w:id="65" w:name="ref-bienayme1853"/>
+    <w:bookmarkStart w:id="82" w:name="refs"/>
+    <w:bookmarkStart w:id="66" w:name="ref-bienayme1853"/>
     <w:p>
       <w:pPr>
         <w:pStyle w:val="Bibliography"/>
@@ -5760,7 +5840,7 @@
       <w:r>
         <w:t xml:space="preserve"> </w:t>
       </w:r>
-      <w:hyperlink r:id="rId64">
+      <w:hyperlink r:id="rId65">
         <w:r>
           <w:rPr>
             <w:rStyle w:val="Hyperlink"/>
@@ -5772,8 +5852,8 @@
         <w:t xml:space="preserve">.</w:t>
       </w:r>
     </w:p>
-    <w:bookmarkEnd w:id="65"/>
-    <w:bookmarkStart w:id="67" w:name="ref-blitzstein2019introduction"/>
+    <w:bookmarkEnd w:id="66"/>
+    <w:bookmarkStart w:id="68" w:name="ref-blitzstein2019introduction"/>
     <w:p>
       <w:pPr>
         <w:pStyle w:val="Bibliography"/>
@@ -5797,7 +5877,7 @@
       <w:r>
         <w:t xml:space="preserve"> </w:t>
       </w:r>
-      <w:hyperlink r:id="rId66">
+      <w:hyperlink r:id="rId67">
         <w:r>
           <w:rPr>
             <w:rStyle w:val="Hyperlink"/>
@@ -5809,8 +5889,8 @@
         <w:t xml:space="preserve">.</w:t>
       </w:r>
     </w:p>
-    <w:bookmarkEnd w:id="67"/>
-    <w:bookmarkStart w:id="69" w:name="ref-hawkins2004"/>
+    <w:bookmarkEnd w:id="68"/>
+    <w:bookmarkStart w:id="70" w:name="ref-hawkins2004"/>
     <w:p>
       <w:pPr>
         <w:pStyle w:val="Bibliography"/>
@@ -5843,7 +5923,7 @@
       <w:r>
         <w:t xml:space="preserve"> </w:t>
       </w:r>
-      <w:hyperlink r:id="rId68">
+      <w:hyperlink r:id="rId69">
         <w:r>
           <w:rPr>
             <w:rStyle w:val="Hyperlink"/>
@@ -5855,8 +5935,8 @@
         <w:t xml:space="preserve">.</w:t>
       </w:r>
     </w:p>
-    <w:bookmarkEnd w:id="69"/>
-    <w:bookmarkStart w:id="71" w:name="ref-knuth84"/>
+    <w:bookmarkEnd w:id="70"/>
+    <w:bookmarkStart w:id="72" w:name="ref-knuth84"/>
     <w:p>
       <w:pPr>
         <w:pStyle w:val="Bibliography"/>
@@ -5889,7 +5969,7 @@
       <w:r>
         <w:t xml:space="preserve"> </w:t>
       </w:r>
-      <w:hyperlink r:id="rId70">
+      <w:hyperlink r:id="rId71">
         <w:r>
           <w:rPr>
             <w:rStyle w:val="Hyperlink"/>
@@ -5901,8 +5981,8 @@
         <w:t xml:space="preserve">.</w:t>
       </w:r>
     </w:p>
-    <w:bookmarkEnd w:id="71"/>
-    <w:bookmarkStart w:id="72" w:name="ref-mitchell1997"/>
+    <w:bookmarkEnd w:id="72"/>
+    <w:bookmarkStart w:id="73" w:name="ref-mitchell1997"/>
     <w:p>
       <w:pPr>
         <w:pStyle w:val="Bibliography"/>
@@ -5924,8 +6004,8 @@
         <w:t xml:space="preserve">. McGraw-Hill.</w:t>
       </w:r>
     </w:p>
-    <w:bookmarkEnd w:id="72"/>
-    <w:bookmarkStart w:id="74" w:name="ref-stackoverflow2024"/>
+    <w:bookmarkEnd w:id="73"/>
+    <w:bookmarkStart w:id="75" w:name="ref-stackoverflow2024"/>
     <w:p>
       <w:pPr>
         <w:pStyle w:val="Bibliography"/>
@@ -5949,7 +6029,7 @@
       <w:r>
         <w:t xml:space="preserve"> </w:t>
       </w:r>
-      <w:hyperlink r:id="rId73">
+      <w:hyperlink r:id="rId74">
         <w:r>
           <w:rPr>
             <w:rStyle w:val="Hyperlink"/>
@@ -5961,8 +6041,8 @@
         <w:t xml:space="preserve">.</w:t>
       </w:r>
     </w:p>
-    <w:bookmarkEnd w:id="74"/>
-    <w:bookmarkStart w:id="76" w:name="ref-tchebichef1867"/>
+    <w:bookmarkEnd w:id="75"/>
+    <w:bookmarkStart w:id="77" w:name="ref-tchebichef1867"/>
     <w:p>
       <w:pPr>
         <w:pStyle w:val="Bibliography"/>
@@ -5992,7 +6072,7 @@
       <w:r>
         <w:t xml:space="preserve"> </w:t>
       </w:r>
-      <w:hyperlink r:id="rId75">
+      <w:hyperlink r:id="rId76">
         <w:r>
           <w:rPr>
             <w:rStyle w:val="Hyperlink"/>
@@ -6004,8 +6084,8 @@
         <w:t xml:space="preserve">.</w:t>
       </w:r>
     </w:p>
-    <w:bookmarkEnd w:id="76"/>
-    <w:bookmarkStart w:id="78" w:name="ref-vapnik1998"/>
+    <w:bookmarkEnd w:id="77"/>
+    <w:bookmarkStart w:id="79" w:name="ref-vapnik1998"/>
     <w:p>
       <w:pPr>
         <w:pStyle w:val="Bibliography"/>
@@ -6029,7 +6109,7 @@
       <w:r>
         <w:t xml:space="preserve"> </w:t>
       </w:r>
-      <w:hyperlink r:id="rId77">
+      <w:hyperlink r:id="rId78">
         <w:r>
           <w:rPr>
             <w:rStyle w:val="Hyperlink"/>
@@ -6041,8 +6121,8 @@
         <w:t xml:space="preserve">.</w:t>
       </w:r>
     </w:p>
-    <w:bookmarkEnd w:id="78"/>
-    <w:bookmarkStart w:id="80" w:name="ref-wikipedia_poisson_distribution"/>
+    <w:bookmarkEnd w:id="79"/>
+    <w:bookmarkStart w:id="81" w:name="ref-wikipedia_poisson_distribution"/>
     <w:p>
       <w:pPr>
         <w:pStyle w:val="Bibliography"/>
@@ -6101,7 +6181,7 @@
       <w:r>
         <w:t xml:space="preserve"> </w:t>
       </w:r>
-      <w:hyperlink r:id="rId79">
+      <w:hyperlink r:id="rId80">
         <w:r>
           <w:rPr>
             <w:rStyle w:val="Hyperlink"/>
@@ -6113,9 +6193,9 @@
         <w:t xml:space="preserve">.</w:t>
       </w:r>
     </w:p>
-    <w:bookmarkEnd w:id="80"/>
     <w:bookmarkEnd w:id="81"/>
     <w:bookmarkEnd w:id="82"/>
+    <w:bookmarkEnd w:id="83"/>
     <w:sectPr>
       <w:footnotePr>
         <w:numRestart w:val="eachSect"/>
